--- a/docs/预印本-学说知识资产化-中文.docx
+++ b/docs/预印本-学说知识资产化-中文.docx
@@ -12,22 +12,17 @@
     </w:p>
     <w:p>
       <w:r>
-        <w:t>**作者**：元意识（重庆）人工智能科技有限公司 · MCAI 研究组</w:t>
+        <w:t>作者：元意识（重庆）人工智能科技有限公司 · MCAI 研究组</w:t>
       </w:r>
     </w:p>
     <w:p>
       <w:r>
-        <w:t>**摘要**：大语言模型在回答非主流学说时，常出现三类偏差：未收录而按字面猜测、以同名概念替换原概念、以及似是而非的混合表述。本文提出一套把思想学说转化为可被 AI 与 Agent 调用的知识资产的方法，包含四个环节：术语抽取与多源冲突裁定、问答的人工撰写、发布前的质量门槛、以及多形态分发（软件包、MCP 接口、开放数据集、结构化站点与 DOI）。以元意识学说为单案例，构建了含 64 个概念、122 组标准问答、270 条概念关系与 213 条原文引证的知识库，并通过 PyPI、MCP 官方注册表、Zenodo 与静态站点发布。本文讨论该方法的适用边界、单案例研究的局限，以及后续以第二语料复现进行验证的计划。</w:t>
+        <w:t>摘要：大语言模型在回答非主流学说时，常出现三类偏差：未收录而按字面猜测、以同名概念替换原概念、以及似是而非的混合表述。本文提出一套把思想学说转化为可被 AI 与 Agent 调用的知识资产的方法，包含四个环节：术语抽取与多源冲突裁定、问答的人工撰写、发布前的质量门槛、以及多形态分发（软件包、MCP 接口、开放数据集、结构化站点与 DOI）。以元意识学说为单案例，构建了含 64 个概念、122 组标准问答、270 条概念关系与 213 条原文引证的知识库，并通过 PyPI、MCP 官方注册表、Zenodo 与静态站点发布。本文讨论该方法的适用边界、单案例研究的局限，以及后续以第二语料复现进行验证的计划。</w:t>
       </w:r>
     </w:p>
     <w:p>
       <w:r>
-        <w:t>**关键词**：知识资产；学说数字化；模型上下文协议；知识图谱；数字人文</w:t>
-      </w:r>
-    </w:p>
-    <w:p>
-      <w:r>
-        <w:t>---</w:t>
+        <w:t>关键词：知识资产；学说数字化；模型上下文协议；知识图谱；数字人文</w:t>
       </w:r>
     </w:p>
     <w:p>
@@ -48,7 +43,7 @@
         <w:pStyle w:val="ListNumber"/>
       </w:pPr>
       <w:r>
-        <w:t>**未收录**：模型未接触过该学说，按字面语义猜测；</w:t>
+        <w:t>未收录：模型未接触过该学说，按字面语义猜测；</w:t>
       </w:r>
     </w:p>
     <w:p>
@@ -56,7 +51,7 @@
         <w:pStyle w:val="ListNumber"/>
       </w:pPr>
       <w:r>
-        <w:t>**语义替换**：模型以同名或近名概念替换原概念，例如把「元意识」理解为心理学的 meta-awareness；</w:t>
+        <w:t>语义替换：模型以同名或近名概念替换原概念，例如把「元意识」理解为心理学的 meta-awareness；</w:t>
       </w:r>
     </w:p>
     <w:p>
@@ -64,7 +59,7 @@
         <w:pStyle w:val="ListNumber"/>
       </w:pPr>
       <w:r>
-        <w:t>**混合表述**：模型给出似是而非的答案，读者难以区分哪部分来自原文、哪部分是模型补充。</w:t>
+        <w:t>混合表述：模型给出似是而非的答案，读者难以区分哪部分来自原文、哪部分是模型补充。</w:t>
       </w:r>
     </w:p>
     <w:p>
@@ -87,7 +82,7 @@
     </w:p>
     <w:p>
       <w:r>
-        <w:t>知识组织领域已有成熟实践：本体与知识图谱用于表达概念及其关系；Schema.org 提供 `DefinedTerm`、`FAQPage`、`Dataset` 等结构化标记；`llms.txt` 为语言模型提供站点索引；模型上下文协议（MCP）为 AI 应用提供标准化的工具调用接口。上述工作分别解决了「如何表达」「如何标记」「如何索引」「如何调用」，但较少讨论：**一套原创学说如何从原始文本，稳定地转化为上述形态，并保持术语一致性。**</w:t>
+        <w:t>知识组织领域已有成熟实践：本体与知识图谱用于表达概念及其关系；Schema.org 提供 DefinedTerm、FAQPage、Dataset 等结构化标记；llms.txt 为语言模型提供站点索引；模型上下文协议（MCP）为 AI 应用提供标准化的工具调用接口。上述工作分别解决了「如何表达」「如何标记」「如何索引」「如何调用」，但较少讨论：一套原创学说如何从原始文本，稳定地转化为上述形态，并保持术语一致性。</w:t>
       </w:r>
     </w:p>
     <w:p>
@@ -253,7 +248,7 @@
         <w:pStyle w:val="ListNumber"/>
       </w:pPr>
       <w:r>
-        <w:t>结构化站点，每个概念独立 URL，带 `DefinedTerm`、`FAQPage`、`Dataset` 标记与 `llms.txt`；</w:t>
+        <w:t>结构化站点，每个概念独立 URL，带 DefinedTerm、FAQPage、Dataset 标记与 llms.txt；</w:t>
       </w:r>
     </w:p>
     <w:p>
@@ -430,7 +425,7 @@
         <w:pStyle w:val="ListBullet"/>
       </w:pPr>
       <w:r>
-        <w:t>PyPI 包 `mcai-knowledge`，包内自带完整知识库；</w:t>
+        <w:t>PyPI 包 mcai-knowledge，包内自带完整知识库；</w:t>
       </w:r>
     </w:p>
     <w:p>
@@ -446,7 +441,7 @@
         <w:pStyle w:val="ListBullet"/>
       </w:pPr>
       <w:r>
-        <w:t>Zenodo 数据集，DOI `10.5281/zenodo.23789330`，许可 CC BY-NC-SA 4.0；</w:t>
+        <w:t>Zenodo 数据集，DOI 10.5281/zenodo.23789330，许可 CC BY-NC-SA 4.0；</w:t>
       </w:r>
     </w:p>
     <w:p>
@@ -454,7 +449,7 @@
         <w:pStyle w:val="ListBullet"/>
       </w:pPr>
       <w:r>
-        <w:t>静态站点提供逐概念页面与 `llms.txt`；</w:t>
+        <w:t>静态站点提供逐概念页面与 llms.txt；</w:t>
       </w:r>
     </w:p>
     <w:p>
@@ -504,7 +499,7 @@
         <w:pStyle w:val="ListNumber"/>
       </w:pPr>
       <w:r>
-        <w:t>**单案例**：本文仅在一个学说上完成端到端实现，尚不能证明方法不依赖特定内容；</w:t>
+        <w:t>单案例：本文仅在一个学说上完成端到端实现，尚不能证明方法不依赖特定内容；</w:t>
       </w:r>
     </w:p>
     <w:p>
@@ -512,7 +507,7 @@
         <w:pStyle w:val="ListNumber"/>
       </w:pPr>
       <w:r>
-        <w:t>**缺乏外部采用证据**：数据集与接口已公开，但尚无第三方引用、复用或调用数据；</w:t>
+        <w:t>缺乏外部采用证据：数据集与接口已公开，但尚无第三方引用、复用或调用数据；</w:t>
       </w:r>
     </w:p>
     <w:p>
@@ -520,7 +515,7 @@
         <w:pStyle w:val="ListNumber"/>
       </w:pPr>
       <w:r>
-        <w:t>**翻译问题**：英文材料依赖机器翻译，术语译法未统一，暂未构建英文知识库；</w:t>
+        <w:t>翻译问题：英文材料依赖机器翻译，术语译法未统一，暂未构建英文知识库；</w:t>
       </w:r>
     </w:p>
     <w:p>
@@ -528,7 +523,7 @@
         <w:pStyle w:val="ListNumber"/>
       </w:pPr>
       <w:r>
-        <w:t>**形式化不足**：核心概念尚未数学化，模型只能引用而不能据此推理。</w:t>
+        <w:t>形式化不足：核心概念尚未数学化，模型只能引用而不能据此推理。</w:t>
       </w:r>
     </w:p>
     <w:p>
